--- a/artifacts/HR-02/build/resume-ca-107.docx
+++ b/artifacts/HR-02/build/resume-ca-107.docx
@@ -32,7 +32,7 @@
         </w:numPr>
       </w:pPr>
       <w:r>
-        <w:t xml:space="preserve">Requisition ID: RQN-2026-0105</w:t>
+        <w:t xml:space="preserve">Requisition ID: RQN-2026-0106</w:t>
       </w:r>
     </w:p>
     <w:p>
@@ -44,7 +44,7 @@
         </w:numPr>
       </w:pPr>
       <w:r>
-        <w:t xml:space="preserve">Application date: 2026-03-05</w:t>
+        <w:t xml:space="preserve">Application date: 2026-03-11</w:t>
       </w:r>
     </w:p>
     <w:p>
@@ -73,7 +73,7 @@
         <w:pStyle w:val="FirstParagraph"/>
       </w:pPr>
       <w:r>
-        <w:t xml:space="preserve">Systems engineer with most of my career on infrastructure and the services that sit closest to it. I have run platforms rather than chosen them, and the thing I took from that is that the interesting failures are never the ones the documentation covers. I want to spend more of my time on the design side of that work.</w:t>
+        <w:t xml:space="preserve">Operations manager with most of my working life on the services that keep other teams running. I have inherited estates rather than chosen them, and what I took from that is that the interesting failures are never the ones the documentation covers. I want to spend more of my time on the plan and less on the recovery.</w:t>
       </w:r>
     </w:p>
     <w:bookmarkEnd w:id="9"/>
@@ -86,13 +86,13 @@
         <w:t xml:space="preserve">Experience</w:t>
       </w:r>
     </w:p>
-    <w:bookmarkStart w:id="10" w:name="X0cceb266e600cd5d03e3145f82a9fea8862d074"/>
+    <w:bookmarkStart w:id="10" w:name="X0b1277255ac944f362113aaa5f27218a7dcf9e9"/>
     <w:p>
       <w:pPr>
         <w:pStyle w:val="Heading3"/>
       </w:pPr>
       <w:r>
-        <w:t xml:space="preserve">Site Reliability Engineer, a large media software company, 4 years 4 months</w:t>
+        <w:t xml:space="preserve">Operations Manager, a large media services company, 4 years 4 months</w:t>
       </w:r>
     </w:p>
     <w:p>
@@ -104,7 +104,7 @@
         </w:numPr>
       </w:pPr>
       <w:r>
-        <w:t xml:space="preserve">Own the container platform a dozen services run on, including capacity, the upgrade path and the pager.</w:t>
+        <w:t xml:space="preserve">Hold the plan for the shared services a dozen teams run on, including capacity planning, the upgrade sequence and the out of hours rota.</w:t>
       </w:r>
     </w:p>
     <w:p>
@@ -116,7 +116,7 @@
         </w:numPr>
       </w:pPr>
       <w:r>
-        <w:t xml:space="preserve">Rebuilt the resource limits after an outage caused by a value somebody had set and then left the company, and wrote down why each replacement was chosen.</w:t>
+        <w:t xml:space="preserve">Rebuilt the limits after an outage caused by a setting somebody had chosen and then left the company, and wrote down why each replacement was chosen.</w:t>
       </w:r>
     </w:p>
     <w:p>
@@ -140,17 +140,29 @@
         </w:numPr>
       </w:pPr>
       <w:r>
-        <w:t xml:space="preserve">Negotiated the upgrade window with four service teams who did not report to me by publishing what each one would lose if it slipped.</w:t>
+        <w:t xml:space="preserve">Negotiated the upgrade window with four teams who did not report to me by publishing what each of them would lose if it slipped.</w:t>
+      </w:r>
+    </w:p>
+    <w:p>
+      <w:pPr>
+        <w:pStyle w:val="Compact"/>
+        <w:numPr>
+          <w:ilvl w:val="0"/>
+          <w:numId w:val="1002"/>
+        </w:numPr>
+      </w:pPr>
+      <w:r>
+        <w:t xml:space="preserve">Told the sponsor which two of the six upgrades would not happen that year rather than starting all six.</w:t>
       </w:r>
     </w:p>
     <w:bookmarkEnd w:id="10"/>
-    <w:bookmarkStart w:id="11" w:name="Xe9ab5d392d7faa152f3de06ca8649b916d56afd"/>
+    <w:bookmarkStart w:id="11" w:name="Xcffd65f0ccbf25290cddd21db75053bd6bb9e60"/>
     <w:p>
       <w:pPr>
         <w:pStyle w:val="Heading3"/>
       </w:pPr>
       <w:r>
-        <w:t xml:space="preserve">Software Engineer, a mid sized business software company, 4 years 4 months</w:t>
+        <w:t xml:space="preserve">Operations Analyst, a mid sized business services company, 4 years 4 months</w:t>
       </w:r>
     </w:p>
     <w:p>
@@ -162,7 +174,7 @@
         </w:numPr>
       </w:pPr>
       <w:r>
-        <w:t xml:space="preserve">Built and ran the deployment tooling a group of product teams used.</w:t>
+        <w:t xml:space="preserve">Built and ran the deployment routine a group of teams used, and the record of what had been changed and when.</w:t>
       </w:r>
     </w:p>
     <w:p>
@@ -174,7 +186,7 @@
         </w:numPr>
       </w:pPr>
       <w:r>
-        <w:t xml:space="preserve">Moved the estate off a hand rolled deployment script onto something those teams could operate without me, and wrote the notes that made that possible.</w:t>
+        <w:t xml:space="preserve">Moved the group off a hand rolled procedure onto something those teams could run without me, and wrote the notes that made that possible.</w:t>
       </w:r>
     </w:p>
     <w:bookmarkEnd w:id="11"/>
@@ -188,13 +200,13 @@
         <w:t xml:space="preserve">Education</w:t>
       </w:r>
     </w:p>
-    <w:bookmarkStart w:id="13" w:name="X0a1d7e176595751127b07251430b75688037fd5"/>
+    <w:bookmarkStart w:id="13" w:name="X6a7bb8b34e5a29e2b04c848e792d415d887180c"/>
     <w:p>
       <w:pPr>
         <w:pStyle w:val="Heading3"/>
       </w:pPr>
       <w:r>
-        <w:t xml:space="preserve">Bachelor’s degree in computer engineering, a large public university, graduated 2017</w:t>
+        <w:t xml:space="preserve">Bachelor’s degree in engineering management, a large public university, graduated 2017</w:t>
       </w:r>
     </w:p>
     <w:p>
@@ -206,7 +218,7 @@
         </w:numPr>
       </w:pPr>
       <w:r>
-        <w:t xml:space="preserve">Final year project on fault injection in clustered services.</w:t>
+        <w:t xml:space="preserve">Final year project on failure recovery in shared services.</w:t>
       </w:r>
     </w:p>
     <w:bookmarkEnd w:id="13"/>
@@ -229,7 +241,7 @@
         </w:numPr>
       </w:pPr>
       <w:r>
-        <w:t xml:space="preserve">Container orchestration administrator, current.</w:t>
+        <w:t xml:space="preserve">Service management practitioner, current.</w:t>
       </w:r>
     </w:p>
     <w:p>

--- a/artifacts/HR-02/build/resume-ca-107.docx
+++ b/artifacts/HR-02/build/resume-ca-107.docx
@@ -116,7 +116,7 @@
         </w:numPr>
       </w:pPr>
       <w:r>
-        <w:t xml:space="preserve">Rebuilt the limits after an outage caused by a setting somebody had chosen and then left the company, and wrote down why each replacement was chosen.</w:t>
+        <w:t xml:space="preserve">Ruled out two of the six upgrades for the year and told the sponsor before starting any of them.</w:t>
       </w:r>
     </w:p>
     <w:p>
@@ -128,7 +128,7 @@
         </w:numPr>
       </w:pPr>
       <w:r>
-        <w:t xml:space="preserve">Ran the incident review process for the group, and taught two teams to write a review nobody has to defend afterwards.</w:t>
+        <w:t xml:space="preserve">Rebuilt the limits after an outage caused by a setting somebody had chosen and then left the company, and wrote down why each replacement was chosen.</w:t>
       </w:r>
     </w:p>
     <w:p>
@@ -140,7 +140,7 @@
         </w:numPr>
       </w:pPr>
       <w:r>
-        <w:t xml:space="preserve">Negotiated the upgrade window with four teams who did not report to me by publishing what each of them would lose if it slipped.</w:t>
+        <w:t xml:space="preserve">Ran the incident review process for the group, and taught two teams to write a review nobody has to defend afterwards.</w:t>
       </w:r>
     </w:p>
     <w:p>
@@ -152,7 +152,7 @@
         </w:numPr>
       </w:pPr>
       <w:r>
-        <w:t xml:space="preserve">Told the sponsor which two of the six upgrades would not happen that year rather than starting all six.</w:t>
+        <w:t xml:space="preserve">Negotiated the upgrade window with four teams who did not report to me by publishing what each of them would lose if it slipped.</w:t>
       </w:r>
     </w:p>
     <w:bookmarkEnd w:id="10"/>
